--- a/code/current/orchestrator_config.docx
+++ b/code/current/orchestrator_config.docx
@@ -10,7 +10,7 @@
         <w:rPr>
           <w:rtl w:val="0"/>
         </w:rPr>
-        <w:t xml:space="preserve">{"FunctionName":"rag-orchestrator","Role":"arn:aws:iam::236510207245:role/rag-ingest-ultra-test-role-hi7s90re","Code":{"ImageUri":"236510207245.dkr.ecr.us-east-1.amazonaws.com/rag-ingest-container:ml-offline-torch26"},"PackageType":"Image","Timeout":300,"MemorySize":1024}</w:t>
+        <w:t xml:space="preserve">{"FunctionName":"rag-orchestrator","Role":"(See sensitive_data.txt)","Code":{"ImageUri":"(See sensitive_data.txt)"},"PackageType":"Image","Timeout":300,"MemorySize":1024}</w:t>
       </w:r>
     </w:p>
     <w:sectPr>
